--- a/Munkabeosztás.docx
+++ b/Munkabeosztás.docx
@@ -132,23 +132,7 @@
                 <w:sz w:val="32"/>
                 <w:szCs w:val="32"/>
               </w:rPr>
-              <w:t xml:space="preserve">Foglalások </w:t>
-            </w:r>
-            <w:r>
-              <w:rPr>
-                <w:rFonts w:ascii="Arial" w:hAnsi="Arial" w:cs="Arial"/>
-                <w:sz w:val="32"/>
-                <w:szCs w:val="32"/>
-              </w:rPr>
-              <w:t>kártyás</w:t>
-            </w:r>
-            <w:r>
-              <w:rPr>
-                <w:rFonts w:ascii="Arial" w:hAnsi="Arial" w:cs="Arial"/>
-                <w:sz w:val="32"/>
-                <w:szCs w:val="32"/>
-              </w:rPr>
-              <w:t xml:space="preserve"> nézet</w:t>
+              <w:t>Foglalások kártyás nézet</w:t>
             </w:r>
           </w:p>
         </w:tc>
@@ -304,6 +288,14 @@
                 <w:szCs w:val="32"/>
               </w:rPr>
             </w:pPr>
+            <w:r>
+              <w:rPr>
+                <w:rFonts w:ascii="Arial" w:hAnsi="Arial" w:cs="Arial"/>
+                <w:sz w:val="32"/>
+                <w:szCs w:val="32"/>
+              </w:rPr>
+              <w:t>Foglalások-keresés, szűrés</w:t>
+            </w:r>
           </w:p>
         </w:tc>
         <w:tc>
@@ -318,6 +310,32 @@
                 <w:szCs w:val="32"/>
               </w:rPr>
             </w:pPr>
+            <w:r>
+              <w:rPr>
+                <w:rFonts w:ascii="Arial" w:hAnsi="Arial" w:cs="Arial"/>
+                <w:sz w:val="32"/>
+                <w:szCs w:val="32"/>
+              </w:rPr>
+              <w:t xml:space="preserve">Foglalások – </w:t>
+            </w:r>
+            <w:proofErr w:type="spellStart"/>
+            <w:r>
+              <w:rPr>
+                <w:rFonts w:ascii="Arial" w:hAnsi="Arial" w:cs="Arial"/>
+                <w:sz w:val="32"/>
+                <w:szCs w:val="32"/>
+              </w:rPr>
+              <w:t>pszeudo</w:t>
+            </w:r>
+            <w:proofErr w:type="spellEnd"/>
+            <w:r>
+              <w:rPr>
+                <w:rFonts w:ascii="Arial" w:hAnsi="Arial" w:cs="Arial"/>
+                <w:sz w:val="32"/>
+                <w:szCs w:val="32"/>
+              </w:rPr>
+              <w:t>-törlés</w:t>
+            </w:r>
           </w:p>
         </w:tc>
       </w:tr>
